--- a/challenge-2/unstructured_files/travel-and-subsistence-policy-v2.0.docx
+++ b/challenge-2/unstructured_files/travel-and-subsistence-policy-v2.0.docx
@@ -15,7 +15,7 @@
           <w:sz w:val="36"/>
           <w:szCs w:val="36"/>
         </w:rPr>
-        <w:t xml:space="preserve">DEPARTMENT FOR WORK AND PENSIONS</w:t>
+        <w:t xml:space="preserve">[GOVERNMENT DEPARTMENT C]</w:t>
       </w:r>
     </w:p>
     <w:p>
